--- a/requirements/downloads/01_迷你仓选仓下单_PRD_V2.0.docx
+++ b/requirements/downloads/01_迷你仓选仓下单_PRD_V2.0.docx
@@ -1580,6 +1580,11 @@
       </w:r>
     </w:p>
     <w:p>
+      <w:r>
+        <w:t>本节界面截图依据页面字段、状态和操作规则生成，用于前端布局、接口联调和验收对照；截图中的业务数据为示例，权威值必须来自服务端。</w:t>
+      </w:r>
+    </w:p>
+    <w:p>
       <w:pPr>
         <w:pStyle w:val="Heading2"/>
       </w:pPr>
@@ -1899,6 +1904,61 @@
           <w:sz w:val="21"/>
         </w:rPr>
         <w:t>错误提示必须说明发生了什么、是否已生效和下一步可执行操作，不显示内部堆栈或第三方原始错误。</w:t>
+      </w:r>
+    </w:p>
+    <w:p>
+      <w:pPr>
+        <w:keepNext/>
+        <w:jc w:val="center"/>
+      </w:pPr>
+      <w:r>
+        <w:drawing>
+          <wp:inline xmlns:a="http://schemas.openxmlformats.org/drawingml/2006/main" xmlns:pic="http://schemas.openxmlformats.org/drawingml/2006/picture">
+            <wp:extent cx="2331720" cy="4147354"/>
+            <wp:docPr id="2" name="MP-ST-01 门店推荐列表与地图界面截图" descr="门店推荐列表与地图界面截图，展示主要字段、状态与操作"/>
+            <wp:cNvGraphicFramePr>
+              <a:graphicFrameLocks noChangeAspect="1"/>
+            </wp:cNvGraphicFramePr>
+            <a:graphic>
+              <a:graphicData uri="http://schemas.openxmlformats.org/drawingml/2006/picture">
+                <pic:pic>
+                  <pic:nvPicPr>
+                    <pic:cNvPr id="0" name="01-storage-booking-ui-01.png"/>
+                    <pic:cNvPicPr/>
+                  </pic:nvPicPr>
+                  <pic:blipFill>
+                    <a:blip r:embed="rId12"/>
+                    <a:stretch>
+                      <a:fillRect/>
+                    </a:stretch>
+                  </pic:blipFill>
+                  <pic:spPr>
+                    <a:xfrm>
+                      <a:off x="0" y="0"/>
+                      <a:ext cx="2331720" cy="4147354"/>
+                    </a:xfrm>
+                    <a:prstGeom prst="rect"/>
+                  </pic:spPr>
+                </pic:pic>
+              </a:graphicData>
+            </a:graphic>
+          </wp:inline>
+        </w:drawing>
+      </w:r>
+    </w:p>
+    <w:p>
+      <w:pPr>
+        <w:keepNext w:val="0"/>
+        <w:jc w:val="center"/>
+      </w:pPr>
+      <w:r>
+        <w:rPr>
+          <w:rFonts w:ascii="Arial" w:hAnsi="Arial" w:eastAsia="Microsoft YaHei"/>
+          <w:b w:val="0"/>
+          <w:color w:val="667085"/>
+          <w:sz w:val="17"/>
+        </w:rPr>
+        <w:t>图 4-1 门店推荐列表与地图界面截图</w:t>
       </w:r>
     </w:p>
     <w:p>
@@ -2225,6 +2285,61 @@
     </w:p>
     <w:p>
       <w:pPr>
+        <w:keepNext/>
+        <w:jc w:val="center"/>
+      </w:pPr>
+      <w:r>
+        <w:drawing>
+          <wp:inline xmlns:a="http://schemas.openxmlformats.org/drawingml/2006/main" xmlns:pic="http://schemas.openxmlformats.org/drawingml/2006/picture">
+            <wp:extent cx="2331720" cy="4147354"/>
+            <wp:docPr id="3" name="MP-ST-01 门店详情与VR界面截图" descr="门店详情与VR界面截图，展示主要字段、状态与操作"/>
+            <wp:cNvGraphicFramePr>
+              <a:graphicFrameLocks noChangeAspect="1"/>
+            </wp:cNvGraphicFramePr>
+            <a:graphic>
+              <a:graphicData uri="http://schemas.openxmlformats.org/drawingml/2006/picture">
+                <pic:pic>
+                  <pic:nvPicPr>
+                    <pic:cNvPr id="0" name="01-storage-booking-ui-02.png"/>
+                    <pic:cNvPicPr/>
+                  </pic:nvPicPr>
+                  <pic:blipFill>
+                    <a:blip r:embed="rId13"/>
+                    <a:stretch>
+                      <a:fillRect/>
+                    </a:stretch>
+                  </pic:blipFill>
+                  <pic:spPr>
+                    <a:xfrm>
+                      <a:off x="0" y="0"/>
+                      <a:ext cx="2331720" cy="4147354"/>
+                    </a:xfrm>
+                    <a:prstGeom prst="rect"/>
+                  </pic:spPr>
+                </pic:pic>
+              </a:graphicData>
+            </a:graphic>
+          </wp:inline>
+        </w:drawing>
+      </w:r>
+    </w:p>
+    <w:p>
+      <w:pPr>
+        <w:keepNext w:val="0"/>
+        <w:jc w:val="center"/>
+      </w:pPr>
+      <w:r>
+        <w:rPr>
+          <w:rFonts w:ascii="Arial" w:hAnsi="Arial" w:eastAsia="Microsoft YaHei"/>
+          <w:b w:val="0"/>
+          <w:color w:val="667085"/>
+          <w:sz w:val="17"/>
+        </w:rPr>
+        <w:t>图 4-2 门店详情与VR界面截图</w:t>
+      </w:r>
+    </w:p>
+    <w:p>
+      <w:pPr>
         <w:pStyle w:val="Heading2"/>
       </w:pPr>
       <w:r>
@@ -2543,6 +2658,61 @@
           <w:sz w:val="21"/>
         </w:rPr>
         <w:t>错误提示必须说明发生了什么、是否已生效和下一步可执行操作，不显示内部堆栈或第三方原始错误。</w:t>
+      </w:r>
+    </w:p>
+    <w:p>
+      <w:pPr>
+        <w:keepNext/>
+        <w:jc w:val="center"/>
+      </w:pPr>
+      <w:r>
+        <w:drawing>
+          <wp:inline xmlns:a="http://schemas.openxmlformats.org/drawingml/2006/main" xmlns:pic="http://schemas.openxmlformats.org/drawingml/2006/picture">
+            <wp:extent cx="2331720" cy="4147354"/>
+            <wp:docPr id="4" name="MP-ST-01 仓位选择界面截图" descr="仓位选择界面截图，展示主要字段、状态与操作"/>
+            <wp:cNvGraphicFramePr>
+              <a:graphicFrameLocks noChangeAspect="1"/>
+            </wp:cNvGraphicFramePr>
+            <a:graphic>
+              <a:graphicData uri="http://schemas.openxmlformats.org/drawingml/2006/picture">
+                <pic:pic>
+                  <pic:nvPicPr>
+                    <pic:cNvPr id="0" name="01-storage-booking-ui-03.png"/>
+                    <pic:cNvPicPr/>
+                  </pic:nvPicPr>
+                  <pic:blipFill>
+                    <a:blip r:embed="rId14"/>
+                    <a:stretch>
+                      <a:fillRect/>
+                    </a:stretch>
+                  </pic:blipFill>
+                  <pic:spPr>
+                    <a:xfrm>
+                      <a:off x="0" y="0"/>
+                      <a:ext cx="2331720" cy="4147354"/>
+                    </a:xfrm>
+                    <a:prstGeom prst="rect"/>
+                  </pic:spPr>
+                </pic:pic>
+              </a:graphicData>
+            </a:graphic>
+          </wp:inline>
+        </w:drawing>
+      </w:r>
+    </w:p>
+    <w:p>
+      <w:pPr>
+        <w:keepNext w:val="0"/>
+        <w:jc w:val="center"/>
+      </w:pPr>
+      <w:r>
+        <w:rPr>
+          <w:rFonts w:ascii="Arial" w:hAnsi="Arial" w:eastAsia="Microsoft YaHei"/>
+          <w:b w:val="0"/>
+          <w:color w:val="667085"/>
+          <w:sz w:val="17"/>
+        </w:rPr>
+        <w:t>图 4-3 仓位选择界面截图</w:t>
       </w:r>
     </w:p>
     <w:p>
@@ -2869,6 +3039,61 @@
     </w:p>
     <w:p>
       <w:pPr>
+        <w:keepNext/>
+        <w:jc w:val="center"/>
+      </w:pPr>
+      <w:r>
+        <w:drawing>
+          <wp:inline xmlns:a="http://schemas.openxmlformats.org/drawingml/2006/main" xmlns:pic="http://schemas.openxmlformats.org/drawingml/2006/picture">
+            <wp:extent cx="2331720" cy="4147354"/>
+            <wp:docPr id="5" name="MP-ST-01 订单确认与电子签约界面截图" descr="订单确认与电子签约界面截图，展示主要字段、状态与操作"/>
+            <wp:cNvGraphicFramePr>
+              <a:graphicFrameLocks noChangeAspect="1"/>
+            </wp:cNvGraphicFramePr>
+            <a:graphic>
+              <a:graphicData uri="http://schemas.openxmlformats.org/drawingml/2006/picture">
+                <pic:pic>
+                  <pic:nvPicPr>
+                    <pic:cNvPr id="0" name="01-storage-booking-ui-04.png"/>
+                    <pic:cNvPicPr/>
+                  </pic:nvPicPr>
+                  <pic:blipFill>
+                    <a:blip r:embed="rId15"/>
+                    <a:stretch>
+                      <a:fillRect/>
+                    </a:stretch>
+                  </pic:blipFill>
+                  <pic:spPr>
+                    <a:xfrm>
+                      <a:off x="0" y="0"/>
+                      <a:ext cx="2331720" cy="4147354"/>
+                    </a:xfrm>
+                    <a:prstGeom prst="rect"/>
+                  </pic:spPr>
+                </pic:pic>
+              </a:graphicData>
+            </a:graphic>
+          </wp:inline>
+        </w:drawing>
+      </w:r>
+    </w:p>
+    <w:p>
+      <w:pPr>
+        <w:keepNext w:val="0"/>
+        <w:jc w:val="center"/>
+      </w:pPr>
+      <w:r>
+        <w:rPr>
+          <w:rFonts w:ascii="Arial" w:hAnsi="Arial" w:eastAsia="Microsoft YaHei"/>
+          <w:b w:val="0"/>
+          <w:color w:val="667085"/>
+          <w:sz w:val="17"/>
+        </w:rPr>
+        <w:t>图 4-4 订单确认与电子签约界面截图</w:t>
+      </w:r>
+    </w:p>
+    <w:p>
+      <w:pPr>
         <w:pStyle w:val="Heading2"/>
       </w:pPr>
       <w:r>
@@ -3191,6 +3416,61 @@
     </w:p>
     <w:p>
       <w:pPr>
+        <w:keepNext/>
+        <w:jc w:val="center"/>
+      </w:pPr>
+      <w:r>
+        <w:drawing>
+          <wp:inline xmlns:a="http://schemas.openxmlformats.org/drawingml/2006/main" xmlns:pic="http://schemas.openxmlformats.org/drawingml/2006/picture">
+            <wp:extent cx="2331720" cy="4147354"/>
+            <wp:docPr id="6" name="MP-ST-01 保险与优惠确认界面截图" descr="保险与优惠确认界面截图，展示主要字段、状态与操作"/>
+            <wp:cNvGraphicFramePr>
+              <a:graphicFrameLocks noChangeAspect="1"/>
+            </wp:cNvGraphicFramePr>
+            <a:graphic>
+              <a:graphicData uri="http://schemas.openxmlformats.org/drawingml/2006/picture">
+                <pic:pic>
+                  <pic:nvPicPr>
+                    <pic:cNvPr id="0" name="01-storage-booking-ui-05.png"/>
+                    <pic:cNvPicPr/>
+                  </pic:nvPicPr>
+                  <pic:blipFill>
+                    <a:blip r:embed="rId16"/>
+                    <a:stretch>
+                      <a:fillRect/>
+                    </a:stretch>
+                  </pic:blipFill>
+                  <pic:spPr>
+                    <a:xfrm>
+                      <a:off x="0" y="0"/>
+                      <a:ext cx="2331720" cy="4147354"/>
+                    </a:xfrm>
+                    <a:prstGeom prst="rect"/>
+                  </pic:spPr>
+                </pic:pic>
+              </a:graphicData>
+            </a:graphic>
+          </wp:inline>
+        </w:drawing>
+      </w:r>
+    </w:p>
+    <w:p>
+      <w:pPr>
+        <w:keepNext w:val="0"/>
+        <w:jc w:val="center"/>
+      </w:pPr>
+      <w:r>
+        <w:rPr>
+          <w:rFonts w:ascii="Arial" w:hAnsi="Arial" w:eastAsia="Microsoft YaHei"/>
+          <w:b w:val="0"/>
+          <w:color w:val="667085"/>
+          <w:sz w:val="17"/>
+        </w:rPr>
+        <w:t>图 4-5 保险与优惠确认界面截图</w:t>
+      </w:r>
+    </w:p>
+    <w:p>
+      <w:pPr>
         <w:pStyle w:val="Heading2"/>
       </w:pPr>
       <w:r>
@@ -3509,6 +3789,61 @@
           <w:sz w:val="21"/>
         </w:rPr>
         <w:t>错误提示必须说明发生了什么、是否已生效和下一步可执行操作，不显示内部堆栈或第三方原始错误。</w:t>
+      </w:r>
+    </w:p>
+    <w:p>
+      <w:pPr>
+        <w:keepNext/>
+        <w:jc w:val="center"/>
+      </w:pPr>
+      <w:r>
+        <w:drawing>
+          <wp:inline xmlns:a="http://schemas.openxmlformats.org/drawingml/2006/main" xmlns:pic="http://schemas.openxmlformats.org/drawingml/2006/picture">
+            <wp:extent cx="2331720" cy="4147354"/>
+            <wp:docPr id="7" name="MP-ST-01 统一支付与结果界面截图" descr="统一支付与结果界面截图，展示主要字段、状态与操作"/>
+            <wp:cNvGraphicFramePr>
+              <a:graphicFrameLocks noChangeAspect="1"/>
+            </wp:cNvGraphicFramePr>
+            <a:graphic>
+              <a:graphicData uri="http://schemas.openxmlformats.org/drawingml/2006/picture">
+                <pic:pic>
+                  <pic:nvPicPr>
+                    <pic:cNvPr id="0" name="01-storage-booking-ui-06.png"/>
+                    <pic:cNvPicPr/>
+                  </pic:nvPicPr>
+                  <pic:blipFill>
+                    <a:blip r:embed="rId17"/>
+                    <a:stretch>
+                      <a:fillRect/>
+                    </a:stretch>
+                  </pic:blipFill>
+                  <pic:spPr>
+                    <a:xfrm>
+                      <a:off x="0" y="0"/>
+                      <a:ext cx="2331720" cy="4147354"/>
+                    </a:xfrm>
+                    <a:prstGeom prst="rect"/>
+                  </pic:spPr>
+                </pic:pic>
+              </a:graphicData>
+            </a:graphic>
+          </wp:inline>
+        </w:drawing>
+      </w:r>
+    </w:p>
+    <w:p>
+      <w:pPr>
+        <w:keepNext w:val="0"/>
+        <w:jc w:val="center"/>
+      </w:pPr>
+      <w:r>
+        <w:rPr>
+          <w:rFonts w:ascii="Arial" w:hAnsi="Arial" w:eastAsia="Microsoft YaHei"/>
+          <w:b w:val="0"/>
+          <w:color w:val="667085"/>
+          <w:sz w:val="17"/>
+        </w:rPr>
+        <w:t>图 4-6 统一支付与结果界面截图</w:t>
       </w:r>
     </w:p>
     <w:p>

--- a/requirements/downloads/01_迷你仓选仓下单_PRD_V2.0.docx
+++ b/requirements/downloads/01_迷你仓选仓下单_PRD_V2.0.docx
@@ -1581,7 +1581,7 @@
     </w:p>
     <w:p>
       <w:r>
-        <w:t>本节界面截图依据页面字段、状态和操作规则生成，用于前端布局、接口联调和验收对照；截图中的业务数据为示例，权威值必须来自服务端。</w:t>
+        <w:t>本节截图直接取自迷你仓小程序可交互原型的实际页面，用于前端布局、接口联调和验收对照。截图反映当前原型状态；业务权威值仍以服务端返回为准。</w:t>
       </w:r>
     </w:p>
     <w:p>
@@ -1914,8 +1914,8 @@
       <w:r>
         <w:drawing>
           <wp:inline xmlns:a="http://schemas.openxmlformats.org/drawingml/2006/main" xmlns:pic="http://schemas.openxmlformats.org/drawingml/2006/picture">
-            <wp:extent cx="2331720" cy="4147354"/>
-            <wp:docPr id="2" name="MP-ST-01 门店推荐列表与地图界面截图" descr="门店推荐列表与地图界面截图，展示主要字段、状态与操作"/>
+            <wp:extent cx="2331720" cy="4789479"/>
+            <wp:docPr id="2" name="MP-ST-01 门店推荐列表与地图原型真实界面截图" descr="从迷你仓小程序可交互原型截取的门店推荐列表与地图实际界面"/>
             <wp:cNvGraphicFramePr>
               <a:graphicFrameLocks noChangeAspect="1"/>
             </wp:cNvGraphicFramePr>
@@ -1935,7 +1935,7 @@
                   <pic:spPr>
                     <a:xfrm>
                       <a:off x="0" y="0"/>
-                      <a:ext cx="2331720" cy="4147354"/>
+                      <a:ext cx="2331720" cy="4789479"/>
                     </a:xfrm>
                     <a:prstGeom prst="rect"/>
                   </pic:spPr>
@@ -1958,7 +1958,7 @@
           <w:color w:val="667085"/>
           <w:sz w:val="17"/>
         </w:rPr>
-        <w:t>图 4-1 门店推荐列表与地图界面截图</w:t>
+        <w:t>图 4-1 门店推荐列表与地图原型真实界面截图</w:t>
       </w:r>
     </w:p>
     <w:p>
@@ -2291,8 +2291,8 @@
       <w:r>
         <w:drawing>
           <wp:inline xmlns:a="http://schemas.openxmlformats.org/drawingml/2006/main" xmlns:pic="http://schemas.openxmlformats.org/drawingml/2006/picture">
-            <wp:extent cx="2331720" cy="4147354"/>
-            <wp:docPr id="3" name="MP-ST-01 门店详情与VR界面截图" descr="门店详情与VR界面截图，展示主要字段、状态与操作"/>
+            <wp:extent cx="2331720" cy="4789479"/>
+            <wp:docPr id="3" name="MP-ST-01 门店详情与VR原型真实界面截图" descr="从迷你仓小程序可交互原型截取的门店详情与VR实际界面"/>
             <wp:cNvGraphicFramePr>
               <a:graphicFrameLocks noChangeAspect="1"/>
             </wp:cNvGraphicFramePr>
@@ -2312,7 +2312,7 @@
                   <pic:spPr>
                     <a:xfrm>
                       <a:off x="0" y="0"/>
-                      <a:ext cx="2331720" cy="4147354"/>
+                      <a:ext cx="2331720" cy="4789479"/>
                     </a:xfrm>
                     <a:prstGeom prst="rect"/>
                   </pic:spPr>
@@ -2335,7 +2335,7 @@
           <w:color w:val="667085"/>
           <w:sz w:val="17"/>
         </w:rPr>
-        <w:t>图 4-2 门店详情与VR界面截图</w:t>
+        <w:t>图 4-2 门店详情与VR原型真实界面截图</w:t>
       </w:r>
     </w:p>
     <w:p>
@@ -2668,8 +2668,8 @@
       <w:r>
         <w:drawing>
           <wp:inline xmlns:a="http://schemas.openxmlformats.org/drawingml/2006/main" xmlns:pic="http://schemas.openxmlformats.org/drawingml/2006/picture">
-            <wp:extent cx="2331720" cy="4147354"/>
-            <wp:docPr id="4" name="MP-ST-01 仓位选择界面截图" descr="仓位选择界面截图，展示主要字段、状态与操作"/>
+            <wp:extent cx="2331720" cy="4789479"/>
+            <wp:docPr id="4" name="MP-ST-01 仓位选择原型真实界面截图" descr="从迷你仓小程序可交互原型截取的仓位选择实际界面"/>
             <wp:cNvGraphicFramePr>
               <a:graphicFrameLocks noChangeAspect="1"/>
             </wp:cNvGraphicFramePr>
@@ -2689,7 +2689,7 @@
                   <pic:spPr>
                     <a:xfrm>
                       <a:off x="0" y="0"/>
-                      <a:ext cx="2331720" cy="4147354"/>
+                      <a:ext cx="2331720" cy="4789479"/>
                     </a:xfrm>
                     <a:prstGeom prst="rect"/>
                   </pic:spPr>
@@ -2712,7 +2712,7 @@
           <w:color w:val="667085"/>
           <w:sz w:val="17"/>
         </w:rPr>
-        <w:t>图 4-3 仓位选择界面截图</w:t>
+        <w:t>图 4-3 仓位选择原型真实界面截图</w:t>
       </w:r>
     </w:p>
     <w:p>
@@ -3045,8 +3045,8 @@
       <w:r>
         <w:drawing>
           <wp:inline xmlns:a="http://schemas.openxmlformats.org/drawingml/2006/main" xmlns:pic="http://schemas.openxmlformats.org/drawingml/2006/picture">
-            <wp:extent cx="2331720" cy="4147354"/>
-            <wp:docPr id="5" name="MP-ST-01 订单确认与电子签约界面截图" descr="订单确认与电子签约界面截图，展示主要字段、状态与操作"/>
+            <wp:extent cx="2331720" cy="4789479"/>
+            <wp:docPr id="5" name="MP-ST-01 订单确认与电子签约原型真实界面截图" descr="从迷你仓小程序可交互原型截取的订单确认与电子签约实际界面"/>
             <wp:cNvGraphicFramePr>
               <a:graphicFrameLocks noChangeAspect="1"/>
             </wp:cNvGraphicFramePr>
@@ -3066,7 +3066,7 @@
                   <pic:spPr>
                     <a:xfrm>
                       <a:off x="0" y="0"/>
-                      <a:ext cx="2331720" cy="4147354"/>
+                      <a:ext cx="2331720" cy="4789479"/>
                     </a:xfrm>
                     <a:prstGeom prst="rect"/>
                   </pic:spPr>
@@ -3089,7 +3089,7 @@
           <w:color w:val="667085"/>
           <w:sz w:val="17"/>
         </w:rPr>
-        <w:t>图 4-4 订单确认与电子签约界面截图</w:t>
+        <w:t>图 4-4 订单确认与电子签约原型真实界面截图</w:t>
       </w:r>
     </w:p>
     <w:p>
@@ -3422,8 +3422,8 @@
       <w:r>
         <w:drawing>
           <wp:inline xmlns:a="http://schemas.openxmlformats.org/drawingml/2006/main" xmlns:pic="http://schemas.openxmlformats.org/drawingml/2006/picture">
-            <wp:extent cx="2331720" cy="4147354"/>
-            <wp:docPr id="6" name="MP-ST-01 保险与优惠确认界面截图" descr="保险与优惠确认界面截图，展示主要字段、状态与操作"/>
+            <wp:extent cx="2331720" cy="4789479"/>
+            <wp:docPr id="6" name="MP-ST-01 保险与优惠确认原型真实界面截图" descr="从迷你仓小程序可交互原型截取的保险与优惠确认实际界面"/>
             <wp:cNvGraphicFramePr>
               <a:graphicFrameLocks noChangeAspect="1"/>
             </wp:cNvGraphicFramePr>
@@ -3443,7 +3443,7 @@
                   <pic:spPr>
                     <a:xfrm>
                       <a:off x="0" y="0"/>
-                      <a:ext cx="2331720" cy="4147354"/>
+                      <a:ext cx="2331720" cy="4789479"/>
                     </a:xfrm>
                     <a:prstGeom prst="rect"/>
                   </pic:spPr>
@@ -3466,7 +3466,7 @@
           <w:color w:val="667085"/>
           <w:sz w:val="17"/>
         </w:rPr>
-        <w:t>图 4-5 保险与优惠确认界面截图</w:t>
+        <w:t>图 4-5 保险与优惠确认原型真实界面截图</w:t>
       </w:r>
     </w:p>
     <w:p>
@@ -3799,8 +3799,8 @@
       <w:r>
         <w:drawing>
           <wp:inline xmlns:a="http://schemas.openxmlformats.org/drawingml/2006/main" xmlns:pic="http://schemas.openxmlformats.org/drawingml/2006/picture">
-            <wp:extent cx="2331720" cy="4147354"/>
-            <wp:docPr id="7" name="MP-ST-01 统一支付与结果界面截图" descr="统一支付与结果界面截图，展示主要字段、状态与操作"/>
+            <wp:extent cx="2331720" cy="4789479"/>
+            <wp:docPr id="7" name="MP-ST-01 统一支付与结果原型真实界面截图" descr="从迷你仓小程序可交互原型截取的统一支付与结果实际界面"/>
             <wp:cNvGraphicFramePr>
               <a:graphicFrameLocks noChangeAspect="1"/>
             </wp:cNvGraphicFramePr>
@@ -3820,7 +3820,7 @@
                   <pic:spPr>
                     <a:xfrm>
                       <a:off x="0" y="0"/>
-                      <a:ext cx="2331720" cy="4147354"/>
+                      <a:ext cx="2331720" cy="4789479"/>
                     </a:xfrm>
                     <a:prstGeom prst="rect"/>
                   </pic:spPr>
@@ -3843,7 +3843,7 @@
           <w:color w:val="667085"/>
           <w:sz w:val="17"/>
         </w:rPr>
-        <w:t>图 4-6 统一支付与结果界面截图</w:t>
+        <w:t>图 4-6 统一支付与结果原型真实界面截图</w:t>
       </w:r>
     </w:p>
     <w:p>

--- a/requirements/downloads/01_迷你仓选仓下单_PRD_V2.0.docx
+++ b/requirements/downloads/01_迷你仓选仓下单_PRD_V2.0.docx
@@ -670,40 +670,7 @@
       <w:pPr>
         <w:jc w:val="center"/>
       </w:pPr>
-      <w:r>
-        <w:drawing>
-          <wp:inline xmlns:a="http://schemas.openxmlformats.org/drawingml/2006/main" xmlns:pic="http://schemas.openxmlformats.org/drawingml/2006/picture">
-            <wp:extent cx="5989320" cy="2014589"/>
-            <wp:docPr id="1" name="Picture 1"/>
-            <wp:cNvGraphicFramePr>
-              <a:graphicFrameLocks noChangeAspect="1"/>
-            </wp:cNvGraphicFramePr>
-            <a:graphic>
-              <a:graphicData uri="http://schemas.openxmlformats.org/drawingml/2006/picture">
-                <pic:pic>
-                  <pic:nvPicPr>
-                    <pic:cNvPr id="0" name="01-storage-booking-bpmn.png"/>
-                    <pic:cNvPicPr/>
-                  </pic:nvPicPr>
-                  <pic:blipFill>
-                    <a:blip r:embed="rId11"/>
-                    <a:stretch>
-                      <a:fillRect/>
-                    </a:stretch>
-                  </pic:blipFill>
-                  <pic:spPr>
-                    <a:xfrm>
-                      <a:off x="0" y="0"/>
-                      <a:ext cx="5989320" cy="2014589"/>
-                    </a:xfrm>
-                    <a:prstGeom prst="rect"/>
-                  </pic:spPr>
-                </pic:pic>
-              </a:graphicData>
-            </a:graphic>
-          </wp:inline>
-        </w:drawing>
-      </w:r>
+      <w:r/>
     </w:p>
     <w:p>
       <w:pPr>
@@ -1007,7 +974,7 @@
                 <w:color w:val="000000"/>
                 <w:sz w:val="16"/>
               </w:rPr>
-              <w:t>holdToken 有效，默认10分钟</w:t>
+              <w:t>仓位锁定凭证 有效，默认10分钟</w:t>
             </w:r>
           </w:p>
         </w:tc>
@@ -1050,7 +1017,7 @@
                 <w:color w:val="000000"/>
                 <w:sz w:val="16"/>
               </w:rPr>
-              <w:t>PENDING_SIGN</w:t>
+              <w:t>待签约</w:t>
             </w:r>
           </w:p>
         </w:tc>
@@ -1133,7 +1100,7 @@
                 <w:color w:val="000000"/>
                 <w:sz w:val="16"/>
               </w:rPr>
-              <w:t>PENDING_PAYMENT</w:t>
+              <w:t>待付款</w:t>
             </w:r>
           </w:p>
         </w:tc>
@@ -1218,7 +1185,7 @@
                 <w:color w:val="000000"/>
                 <w:sz w:val="16"/>
               </w:rPr>
-              <w:t>ACTIVATING</w:t>
+              <w:t>生效中</w:t>
             </w:r>
           </w:p>
         </w:tc>
@@ -1301,7 +1268,7 @@
                 <w:color w:val="000000"/>
                 <w:sz w:val="16"/>
               </w:rPr>
-              <w:t>ACTIVE</w:t>
+              <w:t>生效中</w:t>
             </w:r>
           </w:p>
         </w:tc>
@@ -1386,7 +1353,7 @@
                 <w:color w:val="000000"/>
                 <w:sz w:val="16"/>
               </w:rPr>
-              <w:t>EXPIRED</w:t>
+              <w:t>已失效</w:t>
             </w:r>
           </w:p>
         </w:tc>
@@ -1469,7 +1436,7 @@
                 <w:color w:val="000000"/>
                 <w:sz w:val="16"/>
               </w:rPr>
-              <w:t>CANCELLED</w:t>
+              <w:t>已取消</w:t>
             </w:r>
           </w:p>
         </w:tc>
@@ -1568,7 +1535,7 @@
           <w:color w:val="000000"/>
           <w:sz w:val="21"/>
         </w:rPr>
-        <w:t>详情接口返回 orderVersion 或 aggregateVersion；任何写操作必须携带该版本并处理409并发冲突。</w:t>
+        <w:t>详情接口返回 订单版本 或 业务对象版本；任何写操作必须携带该版本并处理409并发冲突。</w:t>
       </w:r>
     </w:p>
     <w:p>
@@ -1889,7 +1856,7 @@
           <w:color w:val="000000"/>
           <w:sz w:val="21"/>
         </w:rPr>
-        <w:t>主按钮在提交期间禁用并显示加载态；返回结果前重复点击复用同一 Idempotency-Key。</w:t>
+        <w:t>主按钮在提交期间禁用并显示加载态；返回结果前重复点击复用同一 幂等请求标识。</w:t>
       </w:r>
     </w:p>
     <w:p>
@@ -1911,40 +1878,7 @@
         <w:keepNext/>
         <w:jc w:val="center"/>
       </w:pPr>
-      <w:r>
-        <w:drawing>
-          <wp:inline xmlns:a="http://schemas.openxmlformats.org/drawingml/2006/main" xmlns:pic="http://schemas.openxmlformats.org/drawingml/2006/picture">
-            <wp:extent cx="2331720" cy="4789479"/>
-            <wp:docPr id="2" name="MP-ST-01 门店推荐列表与地图原型真实界面截图" descr="从迷你仓小程序可交互原型截取的门店推荐列表与地图实际界面"/>
-            <wp:cNvGraphicFramePr>
-              <a:graphicFrameLocks noChangeAspect="1"/>
-            </wp:cNvGraphicFramePr>
-            <a:graphic>
-              <a:graphicData uri="http://schemas.openxmlformats.org/drawingml/2006/picture">
-                <pic:pic>
-                  <pic:nvPicPr>
-                    <pic:cNvPr id="0" name="01-storage-booking-ui-01.png"/>
-                    <pic:cNvPicPr/>
-                  </pic:nvPicPr>
-                  <pic:blipFill>
-                    <a:blip r:embed="rId12"/>
-                    <a:stretch>
-                      <a:fillRect/>
-                    </a:stretch>
-                  </pic:blipFill>
-                  <pic:spPr>
-                    <a:xfrm>
-                      <a:off x="0" y="0"/>
-                      <a:ext cx="2331720" cy="4789479"/>
-                    </a:xfrm>
-                    <a:prstGeom prst="rect"/>
-                  </pic:spPr>
-                </pic:pic>
-              </a:graphicData>
-            </a:graphic>
-          </wp:inline>
-        </w:drawing>
-      </w:r>
+      <w:r/>
     </w:p>
     <w:p>
       <w:pPr>
@@ -2266,7 +2200,7 @@
           <w:color w:val="000000"/>
           <w:sz w:val="21"/>
         </w:rPr>
-        <w:t>主按钮在提交期间禁用并显示加载态；返回结果前重复点击复用同一 Idempotency-Key。</w:t>
+        <w:t>主按钮在提交期间禁用并显示加载态；返回结果前重复点击复用同一 幂等请求标识。</w:t>
       </w:r>
     </w:p>
     <w:p>
@@ -2288,40 +2222,7 @@
         <w:keepNext/>
         <w:jc w:val="center"/>
       </w:pPr>
-      <w:r>
-        <w:drawing>
-          <wp:inline xmlns:a="http://schemas.openxmlformats.org/drawingml/2006/main" xmlns:pic="http://schemas.openxmlformats.org/drawingml/2006/picture">
-            <wp:extent cx="2331720" cy="4789479"/>
-            <wp:docPr id="3" name="MP-ST-01 门店详情与VR原型真实界面截图" descr="从迷你仓小程序可交互原型截取的门店详情与VR实际界面"/>
-            <wp:cNvGraphicFramePr>
-              <a:graphicFrameLocks noChangeAspect="1"/>
-            </wp:cNvGraphicFramePr>
-            <a:graphic>
-              <a:graphicData uri="http://schemas.openxmlformats.org/drawingml/2006/picture">
-                <pic:pic>
-                  <pic:nvPicPr>
-                    <pic:cNvPr id="0" name="01-storage-booking-ui-02.png"/>
-                    <pic:cNvPicPr/>
-                  </pic:nvPicPr>
-                  <pic:blipFill>
-                    <a:blip r:embed="rId13"/>
-                    <a:stretch>
-                      <a:fillRect/>
-                    </a:stretch>
-                  </pic:blipFill>
-                  <pic:spPr>
-                    <a:xfrm>
-                      <a:off x="0" y="0"/>
-                      <a:ext cx="2331720" cy="4789479"/>
-                    </a:xfrm>
-                    <a:prstGeom prst="rect"/>
-                  </pic:spPr>
-                </pic:pic>
-              </a:graphicData>
-            </a:graphic>
-          </wp:inline>
-        </w:drawing>
-      </w:r>
+      <w:r/>
     </w:p>
     <w:p>
       <w:pPr>
@@ -2449,7 +2350,7 @@
                 <w:color w:val="000000"/>
                 <w:sz w:val="17"/>
               </w:rPr>
-              <w:t>/pages/storage/unit-select</w:t>
+              <w:t>/pages/storage/单位-select</w:t>
             </w:r>
           </w:p>
         </w:tc>
@@ -2643,7 +2544,7 @@
           <w:color w:val="000000"/>
           <w:sz w:val="21"/>
         </w:rPr>
-        <w:t>主按钮在提交期间禁用并显示加载态；返回结果前重复点击复用同一 Idempotency-Key。</w:t>
+        <w:t>主按钮在提交期间禁用并显示加载态；返回结果前重复点击复用同一 幂等请求标识。</w:t>
       </w:r>
     </w:p>
     <w:p>
@@ -2665,40 +2566,7 @@
         <w:keepNext/>
         <w:jc w:val="center"/>
       </w:pPr>
-      <w:r>
-        <w:drawing>
-          <wp:inline xmlns:a="http://schemas.openxmlformats.org/drawingml/2006/main" xmlns:pic="http://schemas.openxmlformats.org/drawingml/2006/picture">
-            <wp:extent cx="2331720" cy="4789479"/>
-            <wp:docPr id="4" name="MP-ST-01 仓位选择原型真实界面截图" descr="从迷你仓小程序可交互原型截取的仓位选择实际界面"/>
-            <wp:cNvGraphicFramePr>
-              <a:graphicFrameLocks noChangeAspect="1"/>
-            </wp:cNvGraphicFramePr>
-            <a:graphic>
-              <a:graphicData uri="http://schemas.openxmlformats.org/drawingml/2006/picture">
-                <pic:pic>
-                  <pic:nvPicPr>
-                    <pic:cNvPr id="0" name="01-storage-booking-ui-03.png"/>
-                    <pic:cNvPicPr/>
-                  </pic:nvPicPr>
-                  <pic:blipFill>
-                    <a:blip r:embed="rId14"/>
-                    <a:stretch>
-                      <a:fillRect/>
-                    </a:stretch>
-                  </pic:blipFill>
-                  <pic:spPr>
-                    <a:xfrm>
-                      <a:off x="0" y="0"/>
-                      <a:ext cx="2331720" cy="4789479"/>
-                    </a:xfrm>
-                    <a:prstGeom prst="rect"/>
-                  </pic:spPr>
-                </pic:pic>
-              </a:graphicData>
-            </a:graphic>
-          </wp:inline>
-        </w:drawing>
-      </w:r>
+      <w:r/>
     </w:p>
     <w:p>
       <w:pPr>
@@ -3020,7 +2888,7 @@
           <w:color w:val="000000"/>
           <w:sz w:val="21"/>
         </w:rPr>
-        <w:t>主按钮在提交期间禁用并显示加载态；返回结果前重复点击复用同一 Idempotency-Key。</w:t>
+        <w:t>主按钮在提交期间禁用并显示加载态；返回结果前重复点击复用同一 幂等请求标识。</w:t>
       </w:r>
     </w:p>
     <w:p>
@@ -3042,40 +2910,7 @@
         <w:keepNext/>
         <w:jc w:val="center"/>
       </w:pPr>
-      <w:r>
-        <w:drawing>
-          <wp:inline xmlns:a="http://schemas.openxmlformats.org/drawingml/2006/main" xmlns:pic="http://schemas.openxmlformats.org/drawingml/2006/picture">
-            <wp:extent cx="2331720" cy="4789479"/>
-            <wp:docPr id="5" name="MP-ST-01 订单确认与电子签约原型真实界面截图" descr="从迷你仓小程序可交互原型截取的订单确认与电子签约实际界面"/>
-            <wp:cNvGraphicFramePr>
-              <a:graphicFrameLocks noChangeAspect="1"/>
-            </wp:cNvGraphicFramePr>
-            <a:graphic>
-              <a:graphicData uri="http://schemas.openxmlformats.org/drawingml/2006/picture">
-                <pic:pic>
-                  <pic:nvPicPr>
-                    <pic:cNvPr id="0" name="01-storage-booking-ui-04.png"/>
-                    <pic:cNvPicPr/>
-                  </pic:nvPicPr>
-                  <pic:blipFill>
-                    <a:blip r:embed="rId15"/>
-                    <a:stretch>
-                      <a:fillRect/>
-                    </a:stretch>
-                  </pic:blipFill>
-                  <pic:spPr>
-                    <a:xfrm>
-                      <a:off x="0" y="0"/>
-                      <a:ext cx="2331720" cy="4789479"/>
-                    </a:xfrm>
-                    <a:prstGeom prst="rect"/>
-                  </pic:spPr>
-                </pic:pic>
-              </a:graphicData>
-            </a:graphic>
-          </wp:inline>
-        </w:drawing>
-      </w:r>
+      <w:r/>
     </w:p>
     <w:p>
       <w:pPr>
@@ -3397,7 +3232,7 @@
           <w:color w:val="000000"/>
           <w:sz w:val="21"/>
         </w:rPr>
-        <w:t>主按钮在提交期间禁用并显示加载态；返回结果前重复点击复用同一 Idempotency-Key。</w:t>
+        <w:t>主按钮在提交期间禁用并显示加载态；返回结果前重复点击复用同一 幂等请求标识。</w:t>
       </w:r>
     </w:p>
     <w:p>
@@ -3419,40 +3254,7 @@
         <w:keepNext/>
         <w:jc w:val="center"/>
       </w:pPr>
-      <w:r>
-        <w:drawing>
-          <wp:inline xmlns:a="http://schemas.openxmlformats.org/drawingml/2006/main" xmlns:pic="http://schemas.openxmlformats.org/drawingml/2006/picture">
-            <wp:extent cx="2331720" cy="4789479"/>
-            <wp:docPr id="6" name="MP-ST-01 保险与优惠确认原型真实界面截图" descr="从迷你仓小程序可交互原型截取的保险与优惠确认实际界面"/>
-            <wp:cNvGraphicFramePr>
-              <a:graphicFrameLocks noChangeAspect="1"/>
-            </wp:cNvGraphicFramePr>
-            <a:graphic>
-              <a:graphicData uri="http://schemas.openxmlformats.org/drawingml/2006/picture">
-                <pic:pic>
-                  <pic:nvPicPr>
-                    <pic:cNvPr id="0" name="01-storage-booking-ui-05.png"/>
-                    <pic:cNvPicPr/>
-                  </pic:nvPicPr>
-                  <pic:blipFill>
-                    <a:blip r:embed="rId16"/>
-                    <a:stretch>
-                      <a:fillRect/>
-                    </a:stretch>
-                  </pic:blipFill>
-                  <pic:spPr>
-                    <a:xfrm>
-                      <a:off x="0" y="0"/>
-                      <a:ext cx="2331720" cy="4789479"/>
-                    </a:xfrm>
-                    <a:prstGeom prst="rect"/>
-                  </pic:spPr>
-                </pic:pic>
-              </a:graphicData>
-            </a:graphic>
-          </wp:inline>
-        </w:drawing>
-      </w:r>
+      <w:r/>
     </w:p>
     <w:p>
       <w:pPr>
@@ -3774,7 +3576,7 @@
           <w:color w:val="000000"/>
           <w:sz w:val="21"/>
         </w:rPr>
-        <w:t>主按钮在提交期间禁用并显示加载态；返回结果前重复点击复用同一 Idempotency-Key。</w:t>
+        <w:t>主按钮在提交期间禁用并显示加载态；返回结果前重复点击复用同一 幂等请求标识。</w:t>
       </w:r>
     </w:p>
     <w:p>
@@ -3796,40 +3598,7 @@
         <w:keepNext/>
         <w:jc w:val="center"/>
       </w:pPr>
-      <w:r>
-        <w:drawing>
-          <wp:inline xmlns:a="http://schemas.openxmlformats.org/drawingml/2006/main" xmlns:pic="http://schemas.openxmlformats.org/drawingml/2006/picture">
-            <wp:extent cx="2331720" cy="4789479"/>
-            <wp:docPr id="7" name="MP-ST-01 统一支付与结果原型真实界面截图" descr="从迷你仓小程序可交互原型截取的统一支付与结果实际界面"/>
-            <wp:cNvGraphicFramePr>
-              <a:graphicFrameLocks noChangeAspect="1"/>
-            </wp:cNvGraphicFramePr>
-            <a:graphic>
-              <a:graphicData uri="http://schemas.openxmlformats.org/drawingml/2006/picture">
-                <pic:pic>
-                  <pic:nvPicPr>
-                    <pic:cNvPr id="0" name="01-storage-booking-ui-06.png"/>
-                    <pic:cNvPicPr/>
-                  </pic:nvPicPr>
-                  <pic:blipFill>
-                    <a:blip r:embed="rId17"/>
-                    <a:stretch>
-                      <a:fillRect/>
-                    </a:stretch>
-                  </pic:blipFill>
-                  <pic:spPr>
-                    <a:xfrm>
-                      <a:off x="0" y="0"/>
-                      <a:ext cx="2331720" cy="4789479"/>
-                    </a:xfrm>
-                    <a:prstGeom prst="rect"/>
-                  </pic:spPr>
-                </pic:pic>
-              </a:graphicData>
-            </a:graphic>
-          </wp:inline>
-        </w:drawing>
-      </w:r>
+      <w:r/>
     </w:p>
     <w:p>
       <w:pPr>
@@ -3879,7 +3648,7 @@
           <w:color w:val="000000"/>
           <w:sz w:val="21"/>
         </w:rPr>
-        <w:t>库存锁定必须由服务端原子执行。同一仓位同一时段只能存在一个有效 holdToken；默认10分钟，可后台配置。</w:t>
+        <w:t>库存锁定必须由服务端原子执行。同一仓位同一时段只能存在一个有效 仓位锁定凭证；默认10分钟，可后台配置。</w:t>
       </w:r>
     </w:p>
     <w:p>
@@ -3893,7 +3662,7 @@
           <w:color w:val="000000"/>
           <w:sz w:val="21"/>
         </w:rPr>
-        <w:t>报价必须生成 quoteId、version、expiresAt 与金额明细；仓位、起租日、租期或优惠变化必须重新报价。</w:t>
+        <w:t>报价必须生成 报价编号、数据版本、失效时间 与金额明细；仓位、起租日、租期或优惠变化必须重新报价。</w:t>
       </w:r>
     </w:p>
     <w:p>
@@ -3907,7 +3676,7 @@
           <w:color w:val="000000"/>
           <w:sz w:val="21"/>
         </w:rPr>
-        <w:t>客户端不得计算最终金额。所有金额使用 amountMinor 与 currency=HKD；页面同时显示租金、按金、保险、服务费、优惠和应付。</w:t>
+        <w:t>客户端不得计算最终金额。所有金额使用 最小货币单位金额 与 currency=HKD；页面同时显示租金、按金、保险、服务费、优惠和应付。</w:t>
       </w:r>
     </w:p>
     <w:p>
@@ -3921,7 +3690,7 @@
           <w:color w:val="000000"/>
           <w:sz w:val="21"/>
         </w:rPr>
-        <w:t>必选合同签署成功后才允许创建支付意图；签名记录保存 signerId、signedAt、templateVersion、consentIds、signatureHash 和 fileHash。</w:t>
+        <w:t>必选合同签署成功后才允许创建支付意图；签名记录保存 签署人编号、签署时间、模板版本、授权确认编号集合、签名摘要 和 文件摘要。</w:t>
       </w:r>
     </w:p>
     <w:p>
@@ -5001,7 +4770,7 @@
                 <w:color w:val="000000"/>
                 <w:sz w:val="17"/>
               </w:rPr>
-              <w:t>需要线下执行时生成 workOrderId，包含orderId、任务类型、时间窗、地点、对象清单、SLA和附件要求。</w:t>
+              <w:t>需要线下执行时生成 工单编号，包含订单编号、任务类型、时间窗、地点、对象清单、SLA和附件要求。</w:t>
             </w:r>
           </w:p>
         </w:tc>
@@ -5117,7 +4886,7 @@
           <w:color w:val="000000"/>
           <w:sz w:val="21"/>
         </w:rPr>
-        <w:t>storage.hold.created：事件必须包含 eventId、aggregateId、aggregateVersion、occurredAt、operatorType、traceId。</w:t>
+        <w:t>迷你仓仓位锁定事件.created：事件必须包含 事件编号、业务对象编号、业务对象版本、发生时间、操作方类型、链路追踪编号。</w:t>
       </w:r>
     </w:p>
     <w:p>
@@ -5131,7 +4900,7 @@
           <w:color w:val="000000"/>
           <w:sz w:val="21"/>
         </w:rPr>
-        <w:t>storage.hold.expired：事件必须包含 eventId、aggregateId、aggregateVersion、occurredAt、operatorType、traceId。</w:t>
+        <w:t>迷你仓仓位锁定事件.expired：事件必须包含 事件编号、业务对象编号、业务对象版本、发生时间、操作方类型、链路追踪编号。</w:t>
       </w:r>
     </w:p>
     <w:p>
@@ -5145,7 +4914,7 @@
           <w:color w:val="000000"/>
           <w:sz w:val="21"/>
         </w:rPr>
-        <w:t>contract.signed：事件必须包含 eventId、aggregateId、aggregateVersion、occurredAt、operatorType、traceId。</w:t>
+        <w:t>合同已签署事件：事件必须包含 事件编号、业务对象编号、业务对象版本、发生时间、操作方类型、链路追踪编号。</w:t>
       </w:r>
     </w:p>
     <w:p>
@@ -5159,7 +4928,7 @@
           <w:color w:val="000000"/>
           <w:sz w:val="21"/>
         </w:rPr>
-        <w:t>order.created：事件必须包含 eventId、aggregateId、aggregateVersion、occurredAt、operatorType、traceId。</w:t>
+        <w:t>订单已创建事件：事件必须包含 事件编号、业务对象编号、业务对象版本、发生时间、操作方类型、链路追踪编号。</w:t>
       </w:r>
     </w:p>
     <w:p>
@@ -5173,7 +4942,7 @@
           <w:color w:val="000000"/>
           <w:sz w:val="21"/>
         </w:rPr>
-        <w:t>payment.confirmed：事件必须包含 eventId、aggregateId、aggregateVersion、occurredAt、operatorType、traceId。</w:t>
+        <w:t>付款已确认事件：事件必须包含 事件编号、业务对象编号、业务对象版本、发生时间、操作方类型、链路追踪编号。</w:t>
       </w:r>
     </w:p>
     <w:p>
@@ -5187,7 +4956,7 @@
           <w:color w:val="000000"/>
           <w:sz w:val="21"/>
         </w:rPr>
-        <w:t>rental.activated：事件必须包含 eventId、aggregateId、aggregateVersion、occurredAt、operatorType、traceId。</w:t>
+        <w:t>租约已生效事件：事件必须包含 事件编号、业务对象编号、业务对象版本、发生时间、操作方类型、链路追踪编号。</w:t>
       </w:r>
     </w:p>
     <w:p>
@@ -5201,7 +4970,7 @@
           <w:color w:val="000000"/>
           <w:sz w:val="21"/>
         </w:rPr>
-        <w:t>rental.activation_failed：事件必须包含 eventId、aggregateId、aggregateVersion、occurredAt、operatorType、traceId。</w:t>
+        <w:t>租约生效失败事件：事件必须包含 事件编号、业务对象编号、业务对象版本、发生时间、操作方类型、链路追踪编号。</w:t>
       </w:r>
     </w:p>
     <w:p>
@@ -5337,7 +5106,7 @@
                 <w:color w:val="000000"/>
                 <w:sz w:val="16"/>
               </w:rPr>
-              <w:t>锁仓返回409 UNIT_NOT_AVAILABLE</w:t>
+              <w:t>锁仓返回409 仓位不可用</w:t>
             </w:r>
           </w:p>
         </w:tc>
@@ -5464,7 +5233,7 @@
                 <w:color w:val="000000"/>
                 <w:sz w:val="16"/>
               </w:rPr>
-              <w:t>quote version不一致</w:t>
+              <w:t>quote 数据版本不一致</w:t>
             </w:r>
           </w:p>
         </w:tc>
@@ -5683,7 +5452,7 @@
           <w:color w:val="000000"/>
           <w:sz w:val="21"/>
         </w:rPr>
-        <w:t>审计：所有状态变更记录前后值、操作者、来源端、原因码、时间和traceId；客户可见文案与内部备注分离。</w:t>
+        <w:t>审计：所有状态变更记录前后值、操作者、来源端、原因码、时间和链路追踪编号；客户可见文案与内部备注分离。</w:t>
       </w:r>
     </w:p>
     <w:p>
@@ -5827,7 +5596,7 @@
                 <w:color w:val="000000"/>
                 <w:sz w:val="16"/>
               </w:rPr>
-              <w:t>page_view</w:t>
+              <w:t>页面浏览</w:t>
             </w:r>
           </w:p>
         </w:tc>
@@ -5867,7 +5636,7 @@
                 <w:color w:val="000000"/>
                 <w:sz w:val="16"/>
               </w:rPr>
-              <w:t>pageCode、source、orderId可选、businessType</w:t>
+              <w:t>页面标识、来源、订单编号可选、业务类型</w:t>
             </w:r>
           </w:p>
         </w:tc>
@@ -5890,7 +5659,7 @@
                 <w:color w:val="000000"/>
                 <w:sz w:val="16"/>
               </w:rPr>
-              <w:t>action_click</w:t>
+              <w:t>点击操作</w:t>
             </w:r>
           </w:p>
         </w:tc>
@@ -5932,7 +5701,7 @@
                 <w:color w:val="000000"/>
                 <w:sz w:val="16"/>
               </w:rPr>
-              <w:t>actionCode、statusCode、allowed、orderVersion</w:t>
+              <w:t>操作类型、状态类型、allowed、订单版本</w:t>
             </w:r>
           </w:p>
         </w:tc>
@@ -5954,7 +5723,7 @@
                 <w:color w:val="000000"/>
                 <w:sz w:val="16"/>
               </w:rPr>
-              <w:t>submit_result</w:t>
+              <w:t>提交结果</w:t>
             </w:r>
           </w:p>
         </w:tc>
@@ -5994,7 +5763,7 @@
                 <w:color w:val="000000"/>
                 <w:sz w:val="16"/>
               </w:rPr>
-              <w:t>requestId、result、errorCode、durationMs、traceId</w:t>
+              <w:t>请求编号、处理结果、错误类型、耗时毫秒数、链路追踪编号</w:t>
             </w:r>
           </w:p>
         </w:tc>
@@ -6017,7 +5786,7 @@
                 <w:color w:val="000000"/>
                 <w:sz w:val="16"/>
               </w:rPr>
-              <w:t>flow_step_changed</w:t>
+              <w:t>流程节点变化</w:t>
             </w:r>
           </w:p>
         </w:tc>
@@ -6059,7 +5828,7 @@
                 <w:color w:val="000000"/>
                 <w:sz w:val="16"/>
               </w:rPr>
-              <w:t>fromStatus、toStatus、eventId、operatorType</w:t>
+              <w:t>变更前状态、变更后状态、事件编号、操作方类型</w:t>
             </w:r>
           </w:p>
         </w:tc>
@@ -6089,7 +5858,7 @@
           <w:color w:val="000000"/>
           <w:sz w:val="21"/>
         </w:rPr>
-        <w:t>AC-01 给定未登录客户已选仓位，当完成登录时，系统恢复原门店、仓位、起租日与租期，并重新校验 holdToken。</w:t>
+        <w:t>AC-01 给定未登录客户已选仓位，当完成登录时，系统恢复原门店、仓位、起租日与租期，并重新校验 仓位锁定凭证。</w:t>
       </w:r>
     </w:p>
     <w:p>
